--- a/docassemble/ComplaintMashpeeCourt/data/templates/complaint_and_affidavit_mashpee_court_next_steps.docx
+++ b/docassemble/ComplaintMashpeeCourt/data/templates/complaint_and_affidavit_mashpee_court_next_steps.docx
@@ -1751,7 +1751,7 @@
       <w:b/>
       <w:bCs/>
       <w:caps/>
-      <w:color w:val="FFFFFF" w:themeColor="background1"/>
+      <w:color w:val="17406D"/>
       <w:spacing w:val="15"/>
       <w:sz w:val="22"/>
       <w:szCs w:val="22"/>
@@ -1781,6 +1781,7 @@
     <w:rPr>
       <w:rFonts w:asciiTheme="minorHAnsi" w:eastAsiaTheme="minorEastAsia" w:hAnsiTheme="minorHAnsi" w:cstheme="minorBidi"/>
       <w:caps/>
+      <w:color w:val="17406D"/>
       <w:spacing w:val="15"/>
       <w:sz w:val="22"/>
       <w:szCs w:val="22"/>
@@ -1806,7 +1807,7 @@
     </w:pPr>
     <w:rPr>
       <w:caps/>
-      <w:color w:val="1F3763" w:themeColor="accent1" w:themeShade="7F"/>
+      <w:color w:val="17406D"/>
       <w:spacing w:val="15"/>
       <w:sz w:val="22"/>
       <w:szCs w:val="22"/>
@@ -1832,7 +1833,7 @@
     </w:pPr>
     <w:rPr>
       <w:caps/>
-      <w:color w:val="2F5496" w:themeColor="accent1" w:themeShade="BF"/>
+      <w:color w:val="17406D"/>
       <w:spacing w:val="10"/>
       <w:sz w:val="22"/>
       <w:szCs w:val="22"/>
@@ -2133,14 +2134,21 @@
     <w:rsid w:val="00694397"/>
     <w:pPr>
       <w:spacing w:before="720" w:after="200" w:line="276" w:lineRule="auto"/>
+      <w:jc w:val="center"/>
+      <w:shd w:val="clear" w:color="auto" w:fill="17406D"/>
+      <w:pBdr>
+        <w:top w:val="single" w:sz="48" w:space="1" w:color="17406D"/>
+        <w:bottom w:val="single" w:sz="48" w:space="1" w:color="17406D"/>
+      </w:pBdr>
     </w:pPr>
     <w:rPr>
       <w:rFonts w:asciiTheme="minorHAnsi" w:eastAsiaTheme="minorEastAsia" w:hAnsiTheme="minorHAnsi" w:cstheme="minorBidi"/>
+      <w:b/>
       <w:caps/>
-      <w:color w:val="4472C4" w:themeColor="accent1"/>
+      <w:color w:val="FFFFFF"/>
       <w:spacing w:val="10"/>
       <w:kern w:val="28"/>
-      <w:sz w:val="52"/>
+      <w:sz w:val="36"/>
       <w:szCs w:val="52"/>
     </w:rPr>
   </w:style>
